--- a/rus/docx/52.content.docx
+++ b/rus/docx/52.content.docx
@@ -19,7 +19,7 @@
         <w:rPr>
           <w:lang w:val="ru_RU" w:bidi="ru_RU"/>
         </w:rPr>
-        <w:t>Resource: Заметки к учебнику - Вступления к книгам (Тиндейл)</w:t>
+        <w:t>Resource: Tyndale Open Study Notes</w:t>
       </w:r>
       <w:r>
         <w:rPr>
@@ -112,7 +112,7 @@
         <w:rPr>
           <w:lang w:val="ru_RU" w:bidi="ru_RU"/>
         </w:rPr>
-        <w:t>Заметки к учебнику - Вступления к книгам (Тиндейл)</w:t>
+        <w:t>Tyndale Open Study Notes</w:t>
       </w:r>
     </w:p>
     <w:p>

--- a/rus/docx/52.content.docx
+++ b/rus/docx/52.content.docx
@@ -19,7 +19,7 @@
         <w:rPr>
           <w:lang w:val="ru_RU" w:bidi="ru_RU"/>
         </w:rPr>
-        <w:t>Resource: Tyndale Open Study Notes</w:t>
+        <w:t>Resource: Aquifer Open Study Notes (Book Intros)</w:t>
       </w:r>
       <w:r>
         <w:rPr>
@@ -112,7 +112,7 @@
         <w:rPr>
           <w:lang w:val="ru_RU" w:bidi="ru_RU"/>
         </w:rPr>
-        <w:t>Tyndale Open Study Notes</w:t>
+        <w:t>Aquifer Open Study Notes (Book Intros)</w:t>
       </w:r>
     </w:p>
     <w:p>

--- a/rus/docx/52.content.docx
+++ b/rus/docx/52.content.docx
@@ -272,18 +272,12 @@
         </w:rPr>
         <w:t>Смешанное население Фессалоники состояло из македонцев, римлян, евреев и других народов, путешествующих через город. Многие из римлян, поселившихся в городе, стали его богатыми меценатами. Иудейское население было достаточно большим, что говорит о том, что в городе имелась синагога (</w:t>
       </w:r>
-      <w:hyperlink r:id="rId13">
-        <w:r>
-          <w:rPr>
-            <w:lang w:val="ru_RU" w:bidi="ru_RU"/>
-          </w:rPr>
-          <w:rPr>
-            <w:color w:val="0000EE"/>
-            <w:u w:val="single"/>
-          </w:rPr>
-          <w:t>Деян.17:1</w:t>
-        </w:r>
-      </w:hyperlink>
+      <w:r>
+        <w:rPr>
+          <w:lang w:val="ru_RU" w:bidi="ru_RU"/>
+        </w:rPr>
+        <w:t>Деян.17:1</w:t>
+      </w:r>
       <w:r>
         <w:rPr>
           <w:lang w:val="ru_RU" w:bidi="ru_RU"/>
@@ -304,36 +298,24 @@
         </w:rPr>
         <w:t xml:space="preserve">Лука рассказал о распространении Евангелия в Фессалонике в книге </w:t>
       </w:r>
-      <w:hyperlink r:id="rId14">
-        <w:r>
-          <w:rPr>
-            <w:lang w:val="ru_RU" w:bidi="ru_RU"/>
-          </w:rPr>
-          <w:rPr>
-            <w:color w:val="0000EE"/>
-            <w:u w:val="single"/>
-          </w:rPr>
-          <w:t>Деяния 17:1–9</w:t>
-        </w:r>
-      </w:hyperlink>
+      <w:r>
+        <w:rPr>
+          <w:lang w:val="ru_RU" w:bidi="ru_RU"/>
+        </w:rPr>
+        <w:t>Деяния 17:1–9</w:t>
+      </w:r>
       <w:r>
         <w:rPr>
           <w:lang w:val="ru_RU" w:bidi="ru_RU"/>
         </w:rPr>
         <w:t>. Когда Павел проповедовал в синагоге, некоторые иудеи обратились ко Христу. Однако большинство обращённых в Фессалонике были язычниками, оставившими идолопоклонство, чтобы следовать за Христом (</w:t>
       </w:r>
-      <w:hyperlink r:id="rId15">
-        <w:r>
-          <w:rPr>
-            <w:lang w:val="ru_RU" w:bidi="ru_RU"/>
-          </w:rPr>
-          <w:rPr>
-            <w:color w:val="0000EE"/>
-            <w:u w:val="single"/>
-          </w:rPr>
-          <w:t>1Фес.1:9</w:t>
-        </w:r>
-      </w:hyperlink>
+      <w:r>
+        <w:rPr>
+          <w:lang w:val="ru_RU" w:bidi="ru_RU"/>
+        </w:rPr>
+        <w:t>1Фес.1:9</w:t>
+      </w:r>
       <w:r>
         <w:rPr>
           <w:lang w:val="ru_RU" w:bidi="ru_RU"/>
@@ -354,18 +336,12 @@
         </w:rPr>
         <w:t>Иудеи, которые не приняли Благую Весть, устроили бунт против апостолов и обвинили Павла и Силу в гражданских беспорядках (</w:t>
       </w:r>
-      <w:hyperlink r:id="rId16">
-        <w:r>
-          <w:rPr>
-            <w:lang w:val="ru_RU" w:bidi="ru_RU"/>
-          </w:rPr>
-          <w:rPr>
-            <w:color w:val="0000EE"/>
-            <w:u w:val="single"/>
-          </w:rPr>
-          <w:t>Деян.17:4–7</w:t>
-        </w:r>
-      </w:hyperlink>
+      <w:r>
+        <w:rPr>
+          <w:lang w:val="ru_RU" w:bidi="ru_RU"/>
+        </w:rPr>
+        <w:t>Деян.17:4–7</w:t>
+      </w:r>
       <w:r>
         <w:rPr>
           <w:lang w:val="ru_RU" w:bidi="ru_RU"/>
@@ -386,90 +362,60 @@
         </w:rPr>
         <w:t>Павел покинул церковь, которая была очень молода в вере, но уже подвергалась гонениям (</w:t>
       </w:r>
-      <w:hyperlink r:id="rId17">
-        <w:r>
-          <w:rPr>
-            <w:lang w:val="ru_RU" w:bidi="ru_RU"/>
-          </w:rPr>
-          <w:rPr>
-            <w:color w:val="0000EE"/>
-            <w:u w:val="single"/>
-          </w:rPr>
-          <w:t>1Фес.1:6</w:t>
-        </w:r>
-      </w:hyperlink>
+      <w:r>
+        <w:rPr>
+          <w:lang w:val="ru_RU" w:bidi="ru_RU"/>
+        </w:rPr>
+        <w:t>1Фес.1:6</w:t>
+      </w:r>
       <w:r>
         <w:rPr>
           <w:lang w:val="ru_RU" w:bidi="ru_RU"/>
         </w:rPr>
         <w:t xml:space="preserve">; </w:t>
       </w:r>
-      <w:hyperlink r:id="rId18">
-        <w:r>
-          <w:rPr>
-            <w:lang w:val="ru_RU" w:bidi="ru_RU"/>
-          </w:rPr>
-          <w:rPr>
-            <w:color w:val="0000EE"/>
-            <w:u w:val="single"/>
-          </w:rPr>
-          <w:t>2:14</w:t>
-        </w:r>
-      </w:hyperlink>
+      <w:r>
+        <w:rPr>
+          <w:lang w:val="ru_RU" w:bidi="ru_RU"/>
+        </w:rPr>
+        <w:t>2:14</w:t>
+      </w:r>
       <w:r>
         <w:rPr>
           <w:lang w:val="ru_RU" w:bidi="ru_RU"/>
         </w:rPr>
         <w:t xml:space="preserve">; </w:t>
       </w:r>
-      <w:hyperlink r:id="rId19">
-        <w:r>
-          <w:rPr>
-            <w:lang w:val="ru_RU" w:bidi="ru_RU"/>
-          </w:rPr>
-          <w:rPr>
-            <w:color w:val="0000EE"/>
-            <w:u w:val="single"/>
-          </w:rPr>
-          <w:t>3:3–4</w:t>
-        </w:r>
-      </w:hyperlink>
+      <w:r>
+        <w:rPr>
+          <w:lang w:val="ru_RU" w:bidi="ru_RU"/>
+        </w:rPr>
+        <w:t>3:3–4</w:t>
+      </w:r>
       <w:r>
         <w:rPr>
           <w:lang w:val="ru_RU" w:bidi="ru_RU"/>
         </w:rPr>
         <w:t>). Христиане в Фессалонике не получили всего необходимого учения и не имели зрелого руководства, которое следило бы за церковью. Когда Павел отправился в Верию, Афины и, наконец, Коринф (</w:t>
       </w:r>
-      <w:hyperlink r:id="rId20">
-        <w:r>
-          <w:rPr>
-            <w:lang w:val="ru_RU" w:bidi="ru_RU"/>
-          </w:rPr>
-          <w:rPr>
-            <w:color w:val="0000EE"/>
-            <w:u w:val="single"/>
-          </w:rPr>
-          <w:t>Деян.17:10–18:1</w:t>
-        </w:r>
-      </w:hyperlink>
+      <w:r>
+        <w:rPr>
+          <w:lang w:val="ru_RU" w:bidi="ru_RU"/>
+        </w:rPr>
+        <w:t>Деян.17:10–18:1</w:t>
+      </w:r>
       <w:r>
         <w:rPr>
           <w:lang w:val="ru_RU" w:bidi="ru_RU"/>
         </w:rPr>
         <w:t>), он был глубоко обеспокоен благосостоянием фессалоникийской церкви. Его неоднократные попытки вернуться в город были остановлены тяжёлыми обстоятельствами, которые он описывал как действия сатаны (</w:t>
       </w:r>
-      <w:hyperlink r:id="rId21">
-        <w:r>
-          <w:rPr>
-            <w:lang w:val="ru_RU" w:bidi="ru_RU"/>
-          </w:rPr>
-          <w:rPr>
-            <w:color w:val="0000EE"/>
-            <w:u w:val="single"/>
-          </w:rPr>
-          <w:t>1Фес.2:17–18</w:t>
-        </w:r>
-      </w:hyperlink>
+      <w:r>
+        <w:rPr>
+          <w:lang w:val="ru_RU" w:bidi="ru_RU"/>
+        </w:rPr>
+        <w:t>1Фес.2:17–18</w:t>
+      </w:r>
       <w:r>
         <w:rPr>
           <w:lang w:val="ru_RU" w:bidi="ru_RU"/>
@@ -490,72 +436,48 @@
         </w:rPr>
         <w:t>Находясь в Афинах, Павел больше не мог терпеть свою тревогу за церковь. Он отправил Тимофея в Фессалонику, чтобы укрепить верующих и убедиться, что они не оставили свою веру (</w:t>
       </w:r>
-      <w:hyperlink r:id="rId22">
-        <w:r>
-          <w:rPr>
-            <w:lang w:val="ru_RU" w:bidi="ru_RU"/>
-          </w:rPr>
-          <w:rPr>
-            <w:color w:val="0000EE"/>
-            <w:u w:val="single"/>
-          </w:rPr>
-          <w:t>3:1–2</w:t>
-        </w:r>
-      </w:hyperlink>
+      <w:r>
+        <w:rPr>
+          <w:lang w:val="ru_RU" w:bidi="ru_RU"/>
+        </w:rPr>
+        <w:t>3:1–2</w:t>
+      </w:r>
       <w:r>
         <w:rPr>
           <w:lang w:val="ru_RU" w:bidi="ru_RU"/>
         </w:rPr>
         <w:t>,</w:t>
       </w:r>
-      <w:hyperlink r:id="rId23">
-        <w:r>
-          <w:rPr>
-            <w:lang w:val="ru_RU" w:bidi="ru_RU"/>
-          </w:rPr>
-          <w:rPr>
-            <w:color w:val="0000EE"/>
-            <w:u w:val="single"/>
-          </w:rPr>
-          <w:t>5</w:t>
-        </w:r>
-      </w:hyperlink>
+      <w:r>
+        <w:rPr>
+          <w:lang w:val="ru_RU" w:bidi="ru_RU"/>
+        </w:rPr>
+        <w:t>5</w:t>
+      </w:r>
       <w:r>
         <w:rPr>
           <w:lang w:val="ru_RU" w:bidi="ru_RU"/>
         </w:rPr>
         <w:t>). Пока Павел был в Коринфе, Тимофей вернулся из Фессалоники с хорошими новостями о том, что фессалоникийские верующие продолжали жить в вере и любви и твёрдо стояли, несмотря на противостояние, с которым они столкнулись (</w:t>
       </w:r>
-      <w:hyperlink r:id="rId24">
-        <w:r>
-          <w:rPr>
-            <w:lang w:val="ru_RU" w:bidi="ru_RU"/>
-          </w:rPr>
-          <w:rPr>
-            <w:color w:val="0000EE"/>
-            <w:u w:val="single"/>
-          </w:rPr>
-          <w:t>3:6–8</w:t>
-        </w:r>
-      </w:hyperlink>
+      <w:r>
+        <w:rPr>
+          <w:lang w:val="ru_RU" w:bidi="ru_RU"/>
+        </w:rPr>
+        <w:t>3:6–8</w:t>
+      </w:r>
       <w:r>
         <w:rPr>
           <w:lang w:val="ru_RU" w:bidi="ru_RU"/>
         </w:rPr>
         <w:t>). Первое послание к Фессалоникийцам наполнено радостью, которую Павел испытал, услышав это сообщение. Оно выражает его благодарность Богу за их верность и его молитву о том, чтобы он мог вернуться, чтобы снова увидеть их и ещё больше утвердить их в вере (</w:t>
       </w:r>
-      <w:hyperlink r:id="rId25">
-        <w:r>
-          <w:rPr>
-            <w:lang w:val="ru_RU" w:bidi="ru_RU"/>
-          </w:rPr>
-          <w:rPr>
-            <w:color w:val="0000EE"/>
-            <w:u w:val="single"/>
-          </w:rPr>
-          <w:t>3:9–11</w:t>
-        </w:r>
-      </w:hyperlink>
+      <w:r>
+        <w:rPr>
+          <w:lang w:val="ru_RU" w:bidi="ru_RU"/>
+        </w:rPr>
+        <w:t>3:9–11</w:t>
+      </w:r>
       <w:r>
         <w:rPr>
           <w:lang w:val="ru_RU" w:bidi="ru_RU"/>
@@ -587,144 +509,96 @@
         </w:rPr>
         <w:t>Первое послание к Фессалоникийцам — это письмо, наполненное благодарностью к Богу за веру, любовь и надежду молодой фессалоникийской церкви (</w:t>
       </w:r>
-      <w:hyperlink r:id="rId26">
-        <w:r>
-          <w:rPr>
-            <w:lang w:val="ru_RU" w:bidi="ru_RU"/>
-          </w:rPr>
-          <w:rPr>
-            <w:color w:val="0000EE"/>
-            <w:u w:val="single"/>
-          </w:rPr>
-          <w:t>1:2–3</w:t>
-        </w:r>
-      </w:hyperlink>
+      <w:r>
+        <w:rPr>
+          <w:lang w:val="ru_RU" w:bidi="ru_RU"/>
+        </w:rPr>
+        <w:t>1:2–3</w:t>
+      </w:r>
       <w:r>
         <w:rPr>
           <w:lang w:val="ru_RU" w:bidi="ru_RU"/>
         </w:rPr>
         <w:t xml:space="preserve">; </w:t>
       </w:r>
-      <w:hyperlink r:id="rId27">
-        <w:r>
-          <w:rPr>
-            <w:lang w:val="ru_RU" w:bidi="ru_RU"/>
-          </w:rPr>
-          <w:rPr>
-            <w:color w:val="0000EE"/>
-            <w:u w:val="single"/>
-          </w:rPr>
-          <w:t>2:13</w:t>
-        </w:r>
-      </w:hyperlink>
+      <w:r>
+        <w:rPr>
+          <w:lang w:val="ru_RU" w:bidi="ru_RU"/>
+        </w:rPr>
+        <w:t>2:13</w:t>
+      </w:r>
       <w:r>
         <w:rPr>
           <w:lang w:val="ru_RU" w:bidi="ru_RU"/>
         </w:rPr>
         <w:t xml:space="preserve">; </w:t>
       </w:r>
-      <w:hyperlink r:id="rId28">
-        <w:r>
-          <w:rPr>
-            <w:lang w:val="ru_RU" w:bidi="ru_RU"/>
-          </w:rPr>
-          <w:rPr>
-            <w:color w:val="0000EE"/>
-            <w:u w:val="single"/>
-          </w:rPr>
-          <w:t>3:9</w:t>
-        </w:r>
-      </w:hyperlink>
+      <w:r>
+        <w:rPr>
+          <w:lang w:val="ru_RU" w:bidi="ru_RU"/>
+        </w:rPr>
+        <w:t>3:9</w:t>
+      </w:r>
       <w:r>
         <w:rPr>
           <w:lang w:val="ru_RU" w:bidi="ru_RU"/>
         </w:rPr>
         <w:t xml:space="preserve">). Однако Павел также выражает некоторые свои опасения. В древнем мире было много странствующих ораторов, которые искали только деньги и славу. В </w:t>
       </w:r>
-      <w:hyperlink r:id="rId29">
-        <w:r>
-          <w:rPr>
-            <w:lang w:val="ru_RU" w:bidi="ru_RU"/>
-          </w:rPr>
-          <w:rPr>
-            <w:color w:val="0000EE"/>
-            <w:u w:val="single"/>
-          </w:rPr>
-          <w:t>2:1–3:13</w:t>
-        </w:r>
-      </w:hyperlink>
+      <w:r>
+        <w:rPr>
+          <w:lang w:val="ru_RU" w:bidi="ru_RU"/>
+        </w:rPr>
+        <w:t>2:1–3:13</w:t>
+      </w:r>
       <w:r>
         <w:rPr>
           <w:lang w:val="ru_RU" w:bidi="ru_RU"/>
         </w:rPr>
         <w:t xml:space="preserve"> Павел защищает свои мотивы и служение — он не пришёл в поисках славы или богатства. Он искренне заботился о фессалоникийских верующих. Он стремился увидеть церковь и безуспешно пытался «прийти» к ним (</w:t>
       </w:r>
-      <w:hyperlink r:id="rId30">
-        <w:r>
-          <w:rPr>
-            <w:lang w:val="ru_RU" w:bidi="ru_RU"/>
-          </w:rPr>
-          <w:rPr>
-            <w:color w:val="0000EE"/>
-            <w:u w:val="single"/>
-          </w:rPr>
-          <w:t>2:17–20</w:t>
-        </w:r>
-      </w:hyperlink>
+      <w:r>
+        <w:rPr>
+          <w:lang w:val="ru_RU" w:bidi="ru_RU"/>
+        </w:rPr>
+        <w:t>2:17–20</w:t>
+      </w:r>
       <w:r>
         <w:rPr>
           <w:lang w:val="ru_RU" w:bidi="ru_RU"/>
         </w:rPr>
         <w:t>). Павел также подтверждает свою заботу, напоминая им, что он послал Тимофея, чтобы укрепить их и узнать об их благополучии (</w:t>
       </w:r>
-      <w:hyperlink r:id="rId31">
-        <w:r>
-          <w:rPr>
-            <w:lang w:val="ru_RU" w:bidi="ru_RU"/>
-          </w:rPr>
-          <w:rPr>
-            <w:color w:val="0000EE"/>
-            <w:u w:val="single"/>
-          </w:rPr>
-          <w:t>3:1–5</w:t>
-        </w:r>
-      </w:hyperlink>
+      <w:r>
+        <w:rPr>
+          <w:lang w:val="ru_RU" w:bidi="ru_RU"/>
+        </w:rPr>
+        <w:t>3:1–5</w:t>
+      </w:r>
       <w:r>
         <w:rPr>
           <w:lang w:val="ru_RU" w:bidi="ru_RU"/>
         </w:rPr>
         <w:t>). Павел рассказывает, как сильно его утешило сообщение, который принёс Тимофей (</w:t>
       </w:r>
-      <w:hyperlink r:id="rId24">
-        <w:r>
-          <w:rPr>
-            <w:lang w:val="ru_RU" w:bidi="ru_RU"/>
-          </w:rPr>
-          <w:rPr>
-            <w:color w:val="0000EE"/>
-            <w:u w:val="single"/>
-          </w:rPr>
-          <w:t>3:6–8</w:t>
-        </w:r>
-      </w:hyperlink>
+      <w:r>
+        <w:rPr>
+          <w:lang w:val="ru_RU" w:bidi="ru_RU"/>
+        </w:rPr>
+        <w:t>3:6–8</w:t>
+      </w:r>
       <w:r>
         <w:rPr>
           <w:lang w:val="ru_RU" w:bidi="ru_RU"/>
         </w:rPr>
         <w:t>), говорит церкви о своей благодарности Богу за них и молитве о том, чтобы увидеть их снова (</w:t>
       </w:r>
-      <w:hyperlink r:id="rId32">
-        <w:r>
-          <w:rPr>
-            <w:lang w:val="ru_RU" w:bidi="ru_RU"/>
-          </w:rPr>
-          <w:rPr>
-            <w:color w:val="0000EE"/>
-            <w:u w:val="single"/>
-          </w:rPr>
-          <w:t>3:9–13</w:t>
-        </w:r>
-      </w:hyperlink>
+      <w:r>
+        <w:rPr>
+          <w:lang w:val="ru_RU" w:bidi="ru_RU"/>
+        </w:rPr>
+        <w:t>3:9–13</w:t>
+      </w:r>
       <w:r>
         <w:rPr>
           <w:lang w:val="ru_RU" w:bidi="ru_RU"/>
@@ -745,72 +619,48 @@
         </w:rPr>
         <w:t>Некоторые члены в общине игнорировали учение Павла о сексуальной чистоте. В ответ на это Павел подчёркивает, что воля Бога для них — быть святыми (</w:t>
       </w:r>
-      <w:hyperlink r:id="rId33">
-        <w:r>
-          <w:rPr>
-            <w:lang w:val="ru_RU" w:bidi="ru_RU"/>
-          </w:rPr>
-          <w:rPr>
-            <w:color w:val="0000EE"/>
-            <w:u w:val="single"/>
-          </w:rPr>
-          <w:t>4:1–8</w:t>
-        </w:r>
-      </w:hyperlink>
+      <w:r>
+        <w:rPr>
+          <w:lang w:val="ru_RU" w:bidi="ru_RU"/>
+        </w:rPr>
+        <w:t>4:1–8</w:t>
+      </w:r>
       <w:r>
         <w:rPr>
           <w:lang w:val="ru_RU" w:bidi="ru_RU"/>
         </w:rPr>
         <w:t>). Кроме того, определённые лица в церкви отказывались работать, пренебрегая учением и примером апостолов в этом вопросе (</w:t>
       </w:r>
-      <w:hyperlink r:id="rId34">
-        <w:r>
-          <w:rPr>
-            <w:lang w:val="ru_RU" w:bidi="ru_RU"/>
-          </w:rPr>
-          <w:rPr>
-            <w:color w:val="0000EE"/>
-            <w:u w:val="single"/>
-          </w:rPr>
-          <w:t>1Фес.4:11–12</w:t>
-        </w:r>
-      </w:hyperlink>
+      <w:r>
+        <w:rPr>
+          <w:lang w:val="ru_RU" w:bidi="ru_RU"/>
+        </w:rPr>
+        <w:t>1Фес.4:11–12</w:t>
+      </w:r>
       <w:r>
         <w:rPr>
           <w:lang w:val="ru_RU" w:bidi="ru_RU"/>
         </w:rPr>
         <w:t xml:space="preserve">; </w:t>
       </w:r>
-      <w:hyperlink r:id="rId35">
-        <w:r>
-          <w:rPr>
-            <w:lang w:val="ru_RU" w:bidi="ru_RU"/>
-          </w:rPr>
-          <w:rPr>
-            <w:color w:val="0000EE"/>
-            <w:u w:val="single"/>
-          </w:rPr>
-          <w:t>5:14</w:t>
-        </w:r>
-      </w:hyperlink>
+      <w:r>
+        <w:rPr>
+          <w:lang w:val="ru_RU" w:bidi="ru_RU"/>
+        </w:rPr>
+        <w:t>5:14</w:t>
+      </w:r>
       <w:r>
         <w:rPr>
           <w:lang w:val="ru_RU" w:bidi="ru_RU"/>
         </w:rPr>
         <w:t xml:space="preserve">; см. </w:t>
       </w:r>
-      <w:hyperlink r:id="rId36">
-        <w:r>
-          <w:rPr>
-            <w:lang w:val="ru_RU" w:bidi="ru_RU"/>
-          </w:rPr>
-          <w:rPr>
-            <w:color w:val="0000EE"/>
-            <w:u w:val="single"/>
-          </w:rPr>
-          <w:t>2Фес.3:6–15</w:t>
-        </w:r>
-      </w:hyperlink>
+      <w:r>
+        <w:rPr>
+          <w:lang w:val="ru_RU" w:bidi="ru_RU"/>
+        </w:rPr>
+        <w:t>2Фес.3:6–15</w:t>
+      </w:r>
       <w:r>
         <w:rPr>
           <w:lang w:val="ru_RU" w:bidi="ru_RU"/>
@@ -831,36 +681,24 @@
         </w:rPr>
         <w:t>У фессалоникийцев также было несколько вопросов к Павлу. Во-первых, что будет с верующими, которые умирают до пришествия Христа? Павел отвечает, что такие люди будут первыми, кто воскреснет из мёртвых и будет восхищён вместе с живыми, чтобы встретить Господа во время Его явления (</w:t>
       </w:r>
-      <w:hyperlink r:id="rId37">
-        <w:r>
-          <w:rPr>
-            <w:lang w:val="ru_RU" w:bidi="ru_RU"/>
-          </w:rPr>
-          <w:rPr>
-            <w:color w:val="0000EE"/>
-            <w:u w:val="single"/>
-          </w:rPr>
-          <w:t>1Фес.4:13–18</w:t>
-        </w:r>
-      </w:hyperlink>
+      <w:r>
+        <w:rPr>
+          <w:lang w:val="ru_RU" w:bidi="ru_RU"/>
+        </w:rPr>
+        <w:t>1Фес.4:13–18</w:t>
+      </w:r>
       <w:r>
         <w:rPr>
           <w:lang w:val="ru_RU" w:bidi="ru_RU"/>
         </w:rPr>
         <w:t>). Во-вторых, когда Христос вернётся и Божий замысел свершится? Павел отвечает, что этот день придёт неожиданно, как вор ночью (</w:t>
       </w:r>
-      <w:hyperlink r:id="rId38">
-        <w:r>
-          <w:rPr>
-            <w:lang w:val="ru_RU" w:bidi="ru_RU"/>
-          </w:rPr>
-          <w:rPr>
-            <w:color w:val="0000EE"/>
-            <w:u w:val="single"/>
-          </w:rPr>
-          <w:t>5:1–11</w:t>
-        </w:r>
-      </w:hyperlink>
+      <w:r>
+        <w:rPr>
+          <w:lang w:val="ru_RU" w:bidi="ru_RU"/>
+        </w:rPr>
+        <w:t>5:1–11</w:t>
+      </w:r>
       <w:r>
         <w:rPr>
           <w:lang w:val="ru_RU" w:bidi="ru_RU"/>
@@ -881,54 +719,36 @@
         </w:rPr>
         <w:t>Письмо завершается несколькими наставлениями о том, как жить жизнью, угодной Богу. Павел напоминает церкви уважать своих новых лидеров (</w:t>
       </w:r>
-      <w:hyperlink r:id="rId39">
-        <w:r>
-          <w:rPr>
-            <w:lang w:val="ru_RU" w:bidi="ru_RU"/>
-          </w:rPr>
-          <w:rPr>
-            <w:color w:val="0000EE"/>
-            <w:u w:val="single"/>
-          </w:rPr>
-          <w:t>5:12–13</w:t>
-        </w:r>
-      </w:hyperlink>
+      <w:r>
+        <w:rPr>
+          <w:lang w:val="ru_RU" w:bidi="ru_RU"/>
+        </w:rPr>
+        <w:t>5:12–13</w:t>
+      </w:r>
       <w:r>
         <w:rPr>
           <w:lang w:val="ru_RU" w:bidi="ru_RU"/>
         </w:rPr>
         <w:t>). Кроме того, Павел наставляет фессалоникийцев не отвергать пророчеств, а проверять их (</w:t>
       </w:r>
-      <w:hyperlink r:id="rId40">
-        <w:r>
-          <w:rPr>
-            <w:lang w:val="ru_RU" w:bidi="ru_RU"/>
-          </w:rPr>
-          <w:rPr>
-            <w:color w:val="0000EE"/>
-            <w:u w:val="single"/>
-          </w:rPr>
-          <w:t>5:19–22</w:t>
-        </w:r>
-      </w:hyperlink>
+      <w:r>
+        <w:rPr>
+          <w:lang w:val="ru_RU" w:bidi="ru_RU"/>
+        </w:rPr>
+        <w:t>5:19–22</w:t>
+      </w:r>
       <w:r>
         <w:rPr>
           <w:lang w:val="ru_RU" w:bidi="ru_RU"/>
         </w:rPr>
         <w:t>). Письмо завершается благословением, выражающим полную уверенность Павла в верности Бога и Его работе в их жизни (</w:t>
       </w:r>
-      <w:hyperlink r:id="rId41">
-        <w:r>
-          <w:rPr>
-            <w:lang w:val="ru_RU" w:bidi="ru_RU"/>
-          </w:rPr>
-          <w:rPr>
-            <w:color w:val="0000EE"/>
-            <w:u w:val="single"/>
-          </w:rPr>
-          <w:t>5:23–24</w:t>
-        </w:r>
-      </w:hyperlink>
+      <w:r>
+        <w:rPr>
+          <w:lang w:val="ru_RU" w:bidi="ru_RU"/>
+        </w:rPr>
+        <w:t>5:23–24</w:t>
+      </w:r>
       <w:r>
         <w:rPr>
           <w:lang w:val="ru_RU" w:bidi="ru_RU"/>
@@ -960,72 +780,48 @@
         </w:rPr>
         <w:t>Имена Силы и Тимофея, как помощников в основании церкви в Фессалонике, упоминаются в самом начале (</w:t>
       </w:r>
-      <w:hyperlink r:id="rId42">
-        <w:r>
-          <w:rPr>
-            <w:lang w:val="ru_RU" w:bidi="ru_RU"/>
-          </w:rPr>
-          <w:rPr>
-            <w:color w:val="0000EE"/>
-            <w:u w:val="single"/>
-          </w:rPr>
-          <w:t>1:1</w:t>
-        </w:r>
-      </w:hyperlink>
+      <w:r>
+        <w:rPr>
+          <w:lang w:val="ru_RU" w:bidi="ru_RU"/>
+        </w:rPr>
+        <w:t>1:1</w:t>
+      </w:r>
       <w:r>
         <w:rPr>
           <w:lang w:val="ru_RU" w:bidi="ru_RU"/>
         </w:rPr>
         <w:t>) наряду с именем Павла. Письмо в основном написано от первого лица во множественном числе («мы»), что указывает на то, что Сила и Тимофей могли принимать реальное участие в его написании. Павел лишь изредка выступает индивидуально, чтобы выразить свои особые опасения (</w:t>
       </w:r>
-      <w:hyperlink r:id="rId43">
-        <w:r>
-          <w:rPr>
-            <w:lang w:val="ru_RU" w:bidi="ru_RU"/>
-          </w:rPr>
-          <w:rPr>
-            <w:color w:val="0000EE"/>
-            <w:u w:val="single"/>
-          </w:rPr>
-          <w:t>2:18</w:t>
-        </w:r>
-      </w:hyperlink>
+      <w:r>
+        <w:rPr>
+          <w:lang w:val="ru_RU" w:bidi="ru_RU"/>
+        </w:rPr>
+        <w:t>2:18</w:t>
+      </w:r>
       <w:r>
         <w:rPr>
           <w:lang w:val="ru_RU" w:bidi="ru_RU"/>
         </w:rPr>
         <w:t xml:space="preserve">; </w:t>
       </w:r>
-      <w:hyperlink r:id="rId23">
-        <w:r>
-          <w:rPr>
-            <w:lang w:val="ru_RU" w:bidi="ru_RU"/>
-          </w:rPr>
-          <w:rPr>
-            <w:color w:val="0000EE"/>
-            <w:u w:val="single"/>
-          </w:rPr>
-          <w:t>3:5</w:t>
-        </w:r>
-      </w:hyperlink>
+      <w:r>
+        <w:rPr>
+          <w:lang w:val="ru_RU" w:bidi="ru_RU"/>
+        </w:rPr>
+        <w:t>3:5</w:t>
+      </w:r>
       <w:r>
         <w:rPr>
           <w:lang w:val="ru_RU" w:bidi="ru_RU"/>
         </w:rPr>
         <w:t xml:space="preserve">; </w:t>
       </w:r>
-      <w:hyperlink r:id="rId44">
-        <w:r>
-          <w:rPr>
-            <w:lang w:val="ru_RU" w:bidi="ru_RU"/>
-          </w:rPr>
-          <w:rPr>
-            <w:color w:val="0000EE"/>
-            <w:u w:val="single"/>
-          </w:rPr>
-          <w:t>5:27</w:t>
-        </w:r>
-      </w:hyperlink>
+      <w:r>
+        <w:rPr>
+          <w:lang w:val="ru_RU" w:bidi="ru_RU"/>
+        </w:rPr>
+        <w:t>5:27</w:t>
+      </w:r>
       <w:r>
         <w:rPr>
           <w:lang w:val="ru_RU" w:bidi="ru_RU"/>
@@ -1045,18 +841,12 @@
         </w:rPr>
         <w:t xml:space="preserve"> упоминает о «письмах — как о тех, которые ты написал вместе с другими, так и о тех, которые ты написал от своего имени». Однако заключительное указание в </w:t>
       </w:r>
-      <w:hyperlink r:id="rId44">
-        <w:r>
-          <w:rPr>
-            <w:lang w:val="ru_RU" w:bidi="ru_RU"/>
-          </w:rPr>
-          <w:rPr>
-            <w:color w:val="0000EE"/>
-            <w:u w:val="single"/>
-          </w:rPr>
-          <w:t>5:27</w:t>
-        </w:r>
-      </w:hyperlink>
+      <w:r>
+        <w:rPr>
+          <w:lang w:val="ru_RU" w:bidi="ru_RU"/>
+        </w:rPr>
+        <w:t>5:27</w:t>
+      </w:r>
       <w:r>
         <w:rPr>
           <w:lang w:val="ru_RU" w:bidi="ru_RU"/>
@@ -1088,72 +878,48 @@
         </w:rPr>
         <w:t>Павел написал это послание из Коринфа во время своего второго путешествия (</w:t>
       </w:r>
-      <w:hyperlink r:id="rId45">
-        <w:r>
-          <w:rPr>
-            <w:lang w:val="ru_RU" w:bidi="ru_RU"/>
-          </w:rPr>
-          <w:rPr>
-            <w:color w:val="0000EE"/>
-            <w:u w:val="single"/>
-          </w:rPr>
-          <w:t>Деян.15:36–18:22</w:t>
-        </w:r>
-      </w:hyperlink>
+      <w:r>
+        <w:rPr>
+          <w:lang w:val="ru_RU" w:bidi="ru_RU"/>
+        </w:rPr>
+        <w:t>Деян.15:36–18:22</w:t>
+      </w:r>
       <w:r>
         <w:rPr>
           <w:lang w:val="ru_RU" w:bidi="ru_RU"/>
         </w:rPr>
         <w:t>) после того, как Тимофей вернулся из фессалоникийской церкви (</w:t>
       </w:r>
-      <w:hyperlink r:id="rId46">
-        <w:r>
-          <w:rPr>
-            <w:lang w:val="ru_RU" w:bidi="ru_RU"/>
-          </w:rPr>
-          <w:rPr>
-            <w:color w:val="0000EE"/>
-            <w:u w:val="single"/>
-          </w:rPr>
-          <w:t>1Фес.3:6</w:t>
-        </w:r>
-      </w:hyperlink>
+      <w:r>
+        <w:rPr>
+          <w:lang w:val="ru_RU" w:bidi="ru_RU"/>
+        </w:rPr>
+        <w:t>1Фес.3:6</w:t>
+      </w:r>
       <w:r>
         <w:rPr>
           <w:lang w:val="ru_RU" w:bidi="ru_RU"/>
         </w:rPr>
         <w:t xml:space="preserve">; </w:t>
       </w:r>
-      <w:hyperlink r:id="rId47">
-        <w:r>
-          <w:rPr>
-            <w:lang w:val="ru_RU" w:bidi="ru_RU"/>
-          </w:rPr>
-          <w:rPr>
-            <w:color w:val="0000EE"/>
-            <w:u w:val="single"/>
-          </w:rPr>
-          <w:t>Деян.18:5</w:t>
-        </w:r>
-      </w:hyperlink>
+      <w:r>
+        <w:rPr>
+          <w:lang w:val="ru_RU" w:bidi="ru_RU"/>
+        </w:rPr>
+        <w:t>Деян.18:5</w:t>
+      </w:r>
       <w:r>
         <w:rPr>
           <w:lang w:val="ru_RU" w:bidi="ru_RU"/>
         </w:rPr>
         <w:t>). Галлион был назначен проконсулом римской провинции Ахайя в 51 году н.э., во время пребывания Павла в Коринфе (</w:t>
       </w:r>
-      <w:hyperlink r:id="rId48">
-        <w:r>
-          <w:rPr>
-            <w:lang w:val="ru_RU" w:bidi="ru_RU"/>
-          </w:rPr>
-          <w:rPr>
-            <w:color w:val="0000EE"/>
-            <w:u w:val="single"/>
-          </w:rPr>
-          <w:t>Деян.18:11–12</w:t>
-        </w:r>
-      </w:hyperlink>
+      <w:r>
+        <w:rPr>
+          <w:lang w:val="ru_RU" w:bidi="ru_RU"/>
+        </w:rPr>
+        <w:t>Деян.18:11–12</w:t>
+      </w:r>
       <w:r>
         <w:rPr>
           <w:lang w:val="ru_RU" w:bidi="ru_RU"/>
@@ -1185,180 +951,120 @@
         </w:rPr>
         <w:t>Первое послание к Фессалоникийцам даёт представление о жизни и трудностях новой общины верующих. Эти новообращённые оказались в крайне неблагоприятном положении, поскольку основатели их церкви пробыли с ними совсем недолго. Новые верующие сталкивались с сильной враждебностью со стороны своих соотечественников из-за своей веры (</w:t>
       </w:r>
-      <w:hyperlink r:id="rId17">
-        <w:r>
-          <w:rPr>
-            <w:lang w:val="ru_RU" w:bidi="ru_RU"/>
-          </w:rPr>
-          <w:rPr>
-            <w:color w:val="0000EE"/>
-            <w:u w:val="single"/>
-          </w:rPr>
-          <w:t>1:6</w:t>
-        </w:r>
-      </w:hyperlink>
+      <w:r>
+        <w:rPr>
+          <w:lang w:val="ru_RU" w:bidi="ru_RU"/>
+        </w:rPr>
+        <w:t>1:6</w:t>
+      </w:r>
       <w:r>
         <w:rPr>
           <w:lang w:val="ru_RU" w:bidi="ru_RU"/>
         </w:rPr>
         <w:t xml:space="preserve">; </w:t>
       </w:r>
-      <w:hyperlink r:id="rId18">
-        <w:r>
-          <w:rPr>
-            <w:lang w:val="ru_RU" w:bidi="ru_RU"/>
-          </w:rPr>
-          <w:rPr>
-            <w:color w:val="0000EE"/>
-            <w:u w:val="single"/>
-          </w:rPr>
-          <w:t>2:14</w:t>
-        </w:r>
-      </w:hyperlink>
+      <w:r>
+        <w:rPr>
+          <w:lang w:val="ru_RU" w:bidi="ru_RU"/>
+        </w:rPr>
+        <w:t>2:14</w:t>
+      </w:r>
       <w:r>
         <w:rPr>
           <w:lang w:val="ru_RU" w:bidi="ru_RU"/>
         </w:rPr>
         <w:t xml:space="preserve">; </w:t>
       </w:r>
-      <w:hyperlink r:id="rId19">
-        <w:r>
-          <w:rPr>
-            <w:lang w:val="ru_RU" w:bidi="ru_RU"/>
-          </w:rPr>
-          <w:rPr>
-            <w:color w:val="0000EE"/>
-            <w:u w:val="single"/>
-          </w:rPr>
-          <w:t>3:3–4</w:t>
-        </w:r>
-      </w:hyperlink>
+      <w:r>
+        <w:rPr>
+          <w:lang w:val="ru_RU" w:bidi="ru_RU"/>
+        </w:rPr>
+        <w:t>3:3–4</w:t>
+      </w:r>
       <w:r>
         <w:rPr>
           <w:lang w:val="ru_RU" w:bidi="ru_RU"/>
         </w:rPr>
         <w:t>). Павел верил, что они подвергались нападению сатаны, искусителя (</w:t>
       </w:r>
-      <w:hyperlink r:id="rId23">
-        <w:r>
-          <w:rPr>
-            <w:lang w:val="ru_RU" w:bidi="ru_RU"/>
-          </w:rPr>
-          <w:rPr>
-            <w:color w:val="0000EE"/>
-            <w:u w:val="single"/>
-          </w:rPr>
-          <w:t>3:5</w:t>
-        </w:r>
-      </w:hyperlink>
+      <w:r>
+        <w:rPr>
+          <w:lang w:val="ru_RU" w:bidi="ru_RU"/>
+        </w:rPr>
+        <w:t>3:5</w:t>
+      </w:r>
       <w:r>
         <w:rPr>
           <w:lang w:val="ru_RU" w:bidi="ru_RU"/>
         </w:rPr>
         <w:t>), который также помешал ему снова их посетить (</w:t>
       </w:r>
-      <w:hyperlink r:id="rId43">
-        <w:r>
-          <w:rPr>
-            <w:lang w:val="ru_RU" w:bidi="ru_RU"/>
-          </w:rPr>
-          <w:rPr>
-            <w:color w:val="0000EE"/>
-            <w:u w:val="single"/>
-          </w:rPr>
-          <w:t>2:18</w:t>
-        </w:r>
-      </w:hyperlink>
+      <w:r>
+        <w:rPr>
+          <w:lang w:val="ru_RU" w:bidi="ru_RU"/>
+        </w:rPr>
+        <w:t>2:18</w:t>
+      </w:r>
       <w:r>
         <w:rPr>
           <w:lang w:val="ru_RU" w:bidi="ru_RU"/>
         </w:rPr>
         <w:t>). Когда Тимофей вернулся после их посещения, Павел с радостью обнаружил, что фессалоникийцы проявляют характер истинно обращенных ко Христу людей. Их жизнь была отмечена верой, любовью и упованием (</w:t>
       </w:r>
-      <w:hyperlink r:id="rId49">
-        <w:r>
-          <w:rPr>
-            <w:lang w:val="ru_RU" w:bidi="ru_RU"/>
-          </w:rPr>
-          <w:rPr>
-            <w:color w:val="0000EE"/>
-            <w:u w:val="single"/>
-          </w:rPr>
-          <w:t>1:3</w:t>
-        </w:r>
-      </w:hyperlink>
+      <w:r>
+        <w:rPr>
+          <w:lang w:val="ru_RU" w:bidi="ru_RU"/>
+        </w:rPr>
+        <w:t>1:3</w:t>
+      </w:r>
       <w:r>
         <w:rPr>
           <w:lang w:val="ru_RU" w:bidi="ru_RU"/>
         </w:rPr>
         <w:t xml:space="preserve">; </w:t>
       </w:r>
-      <w:hyperlink r:id="rId46">
-        <w:r>
-          <w:rPr>
-            <w:lang w:val="ru_RU" w:bidi="ru_RU"/>
-          </w:rPr>
-          <w:rPr>
-            <w:color w:val="0000EE"/>
-            <w:u w:val="single"/>
-          </w:rPr>
-          <w:t>3:6</w:t>
-        </w:r>
-      </w:hyperlink>
+      <w:r>
+        <w:rPr>
+          <w:lang w:val="ru_RU" w:bidi="ru_RU"/>
+        </w:rPr>
+        <w:t>3:6</w:t>
+      </w:r>
       <w:r>
         <w:rPr>
           <w:lang w:val="ru_RU" w:bidi="ru_RU"/>
         </w:rPr>
         <w:t xml:space="preserve">; </w:t>
       </w:r>
-      <w:hyperlink r:id="rId50">
-        <w:r>
-          <w:rPr>
-            <w:lang w:val="ru_RU" w:bidi="ru_RU"/>
-          </w:rPr>
-          <w:rPr>
-            <w:color w:val="0000EE"/>
-            <w:u w:val="single"/>
-          </w:rPr>
-          <w:t>5:8</w:t>
-        </w:r>
-      </w:hyperlink>
+      <w:r>
+        <w:rPr>
+          <w:lang w:val="ru_RU" w:bidi="ru_RU"/>
+        </w:rPr>
+        <w:t>5:8</w:t>
+      </w:r>
       <w:r>
         <w:rPr>
           <w:lang w:val="ru_RU" w:bidi="ru_RU"/>
         </w:rPr>
         <w:t>). Они даже помогли распространять Благую Весть по окружающим регионам (</w:t>
       </w:r>
-      <w:hyperlink r:id="rId51">
-        <w:r>
-          <w:rPr>
-            <w:lang w:val="ru_RU" w:bidi="ru_RU"/>
-          </w:rPr>
-          <w:rPr>
-            <w:color w:val="0000EE"/>
-            <w:u w:val="single"/>
-          </w:rPr>
-          <w:t>1:8</w:t>
-        </w:r>
-      </w:hyperlink>
+      <w:r>
+        <w:rPr>
+          <w:lang w:val="ru_RU" w:bidi="ru_RU"/>
+        </w:rPr>
+        <w:t>1:8</w:t>
+      </w:r>
       <w:r>
         <w:rPr>
           <w:lang w:val="ru_RU" w:bidi="ru_RU"/>
         </w:rPr>
         <w:t>) и стали для других верующих примером истинной веры среди страданий (</w:t>
       </w:r>
-      <w:hyperlink r:id="rId52">
-        <w:r>
-          <w:rPr>
-            <w:lang w:val="ru_RU" w:bidi="ru_RU"/>
-          </w:rPr>
-          <w:rPr>
-            <w:color w:val="0000EE"/>
-            <w:u w:val="single"/>
-          </w:rPr>
-          <w:t>1:6–7</w:t>
-        </w:r>
-      </w:hyperlink>
+      <w:r>
+        <w:rPr>
+          <w:lang w:val="ru_RU" w:bidi="ru_RU"/>
+        </w:rPr>
+        <w:t>1:6–7</w:t>
+      </w:r>
       <w:r>
         <w:rPr>
           <w:lang w:val="ru_RU" w:bidi="ru_RU"/>
@@ -1379,18 +1085,12 @@
         </w:rPr>
         <w:t>Что позволило фессалоникийцам устоять в вере перед лицом великих испытаний? Некоторые могут приписать такую стойкость простой решимости, хорошему воспитанию или просто «слепой вере». Но Павел подчёркивает, что верующие избраны Богом (</w:t>
       </w:r>
-      <w:hyperlink r:id="rId53">
-        <w:r>
-          <w:rPr>
-            <w:lang w:val="ru_RU" w:bidi="ru_RU"/>
-          </w:rPr>
-          <w:rPr>
-            <w:color w:val="0000EE"/>
-            <w:u w:val="single"/>
-          </w:rPr>
-          <w:t>1:4</w:t>
-        </w:r>
-      </w:hyperlink>
+      <w:r>
+        <w:rPr>
+          <w:lang w:val="ru_RU" w:bidi="ru_RU"/>
+        </w:rPr>
+        <w:t>1:4</w:t>
+      </w:r>
       <w:r>
         <w:rPr>
           <w:lang w:val="ru_RU" w:bidi="ru_RU"/>
@@ -1409,90 +1109,60 @@
         </w:rPr>
         <w:t>— это Божье послание и свидетельство силы Бога (</w:t>
       </w:r>
-      <w:hyperlink r:id="rId54">
-        <w:r>
-          <w:rPr>
-            <w:lang w:val="ru_RU" w:bidi="ru_RU"/>
-          </w:rPr>
-          <w:rPr>
-            <w:color w:val="0000EE"/>
-            <w:u w:val="single"/>
-          </w:rPr>
-          <w:t>1:5</w:t>
-        </w:r>
-      </w:hyperlink>
+      <w:r>
+        <w:rPr>
+          <w:lang w:val="ru_RU" w:bidi="ru_RU"/>
+        </w:rPr>
+        <w:t>1:5</w:t>
+      </w:r>
       <w:r>
         <w:rPr>
           <w:lang w:val="ru_RU" w:bidi="ru_RU"/>
         </w:rPr>
         <w:t>). Когда люди принимают эту Весть, она продолжает мощно действовать в них (</w:t>
       </w:r>
-      <w:hyperlink r:id="rId27">
-        <w:r>
-          <w:rPr>
-            <w:lang w:val="ru_RU" w:bidi="ru_RU"/>
-          </w:rPr>
-          <w:rPr>
-            <w:color w:val="0000EE"/>
-            <w:u w:val="single"/>
-          </w:rPr>
-          <w:t>2:13</w:t>
-        </w:r>
-      </w:hyperlink>
+      <w:r>
+        <w:rPr>
+          <w:lang w:val="ru_RU" w:bidi="ru_RU"/>
+        </w:rPr>
+        <w:t>2:13</w:t>
+      </w:r>
       <w:r>
         <w:rPr>
           <w:lang w:val="ru_RU" w:bidi="ru_RU"/>
         </w:rPr>
         <w:t>). Подлинное обращение означает обращение к истинному Богу в покаянии и служение Ему в ожидании пришествия с небес Его Сына (</w:t>
       </w:r>
-      <w:hyperlink r:id="rId55">
-        <w:r>
-          <w:rPr>
-            <w:lang w:val="ru_RU" w:bidi="ru_RU"/>
-          </w:rPr>
-          <w:rPr>
-            <w:color w:val="0000EE"/>
-            <w:u w:val="single"/>
-          </w:rPr>
-          <w:t>1:9–10</w:t>
-        </w:r>
-      </w:hyperlink>
+      <w:r>
+        <w:rPr>
+          <w:lang w:val="ru_RU" w:bidi="ru_RU"/>
+        </w:rPr>
+        <w:t>1:9–10</w:t>
+      </w:r>
       <w:r>
         <w:rPr>
           <w:lang w:val="ru_RU" w:bidi="ru_RU"/>
         </w:rPr>
         <w:t>). Хотя христиане в Фессалонике были молоды в вере, отделены от основателей церкви и страдали за своё обращение ко Христу, Бог действовал в них. Такая сила веры — это работа Христа в них (</w:t>
       </w:r>
-      <w:hyperlink r:id="rId56">
-        <w:r>
-          <w:rPr>
-            <w:lang w:val="ru_RU" w:bidi="ru_RU"/>
-          </w:rPr>
-          <w:rPr>
-            <w:color w:val="0000EE"/>
-            <w:u w:val="single"/>
-          </w:rPr>
-          <w:t>3:8</w:t>
-        </w:r>
-      </w:hyperlink>
+      <w:r>
+        <w:rPr>
+          <w:lang w:val="ru_RU" w:bidi="ru_RU"/>
+        </w:rPr>
+        <w:t>3:8</w:t>
+      </w:r>
       <w:r>
         <w:rPr>
           <w:lang w:val="ru_RU" w:bidi="ru_RU"/>
         </w:rPr>
         <w:t>,</w:t>
       </w:r>
-      <w:hyperlink r:id="rId57">
-        <w:r>
-          <w:rPr>
-            <w:lang w:val="ru_RU" w:bidi="ru_RU"/>
-          </w:rPr>
-          <w:rPr>
-            <w:color w:val="0000EE"/>
-            <w:u w:val="single"/>
-          </w:rPr>
-          <w:t>13</w:t>
-        </w:r>
-      </w:hyperlink>
+      <w:r>
+        <w:rPr>
+          <w:lang w:val="ru_RU" w:bidi="ru_RU"/>
+        </w:rPr>
+        <w:t>13</w:t>
+      </w:r>
       <w:r>
         <w:rPr>
           <w:lang w:val="ru_RU" w:bidi="ru_RU"/>
@@ -1513,126 +1183,84 @@
         </w:rPr>
         <w:t>Тем не менее, этим новым христианам необходимо было расти в нравственной чистоте и в понимании Бога. Павел предупреждал фессалоникийцев о сексуальной безнравственности, но некоторые отвергли его учение (</w:t>
       </w:r>
-      <w:hyperlink r:id="rId58">
-        <w:r>
-          <w:rPr>
-            <w:lang w:val="ru_RU" w:bidi="ru_RU"/>
-          </w:rPr>
-          <w:rPr>
-            <w:color w:val="0000EE"/>
-            <w:u w:val="single"/>
-          </w:rPr>
-          <w:t>4:3–8</w:t>
-        </w:r>
-      </w:hyperlink>
+      <w:r>
+        <w:rPr>
+          <w:lang w:val="ru_RU" w:bidi="ru_RU"/>
+        </w:rPr>
+        <w:t>4:3–8</w:t>
+      </w:r>
       <w:r>
         <w:rPr>
           <w:lang w:val="ru_RU" w:bidi="ru_RU"/>
         </w:rPr>
         <w:t>). Они также не понимали, что вера в воскресение Христа — это источник надежды перед лицом горькой реальности смерти (</w:t>
       </w:r>
-      <w:hyperlink r:id="rId37">
-        <w:r>
-          <w:rPr>
-            <w:lang w:val="ru_RU" w:bidi="ru_RU"/>
-          </w:rPr>
-          <w:rPr>
-            <w:color w:val="0000EE"/>
-            <w:u w:val="single"/>
-          </w:rPr>
-          <w:t>4:13–18</w:t>
-        </w:r>
-      </w:hyperlink>
+      <w:r>
+        <w:rPr>
+          <w:lang w:val="ru_RU" w:bidi="ru_RU"/>
+        </w:rPr>
+        <w:t>4:13–18</w:t>
+      </w:r>
       <w:r>
         <w:rPr>
           <w:lang w:val="ru_RU" w:bidi="ru_RU"/>
         </w:rPr>
         <w:t>). Они пребывали в замешательстве относительно времени возвращения Христа (</w:t>
       </w:r>
-      <w:hyperlink r:id="rId38">
-        <w:r>
-          <w:rPr>
-            <w:lang w:val="ru_RU" w:bidi="ru_RU"/>
-          </w:rPr>
-          <w:rPr>
-            <w:color w:val="0000EE"/>
-            <w:u w:val="single"/>
-          </w:rPr>
-          <w:t>5:1–11</w:t>
-        </w:r>
-      </w:hyperlink>
+      <w:r>
+        <w:rPr>
+          <w:lang w:val="ru_RU" w:bidi="ru_RU"/>
+        </w:rPr>
+        <w:t>5:1–11</w:t>
+      </w:r>
       <w:r>
         <w:rPr>
           <w:lang w:val="ru_RU" w:bidi="ru_RU"/>
         </w:rPr>
         <w:t>). Некоторые в церкви не следовали учению Павла о том, что следует работать (</w:t>
       </w:r>
-      <w:hyperlink r:id="rId59">
-        <w:r>
-          <w:rPr>
-            <w:lang w:val="ru_RU" w:bidi="ru_RU"/>
-          </w:rPr>
-          <w:rPr>
-            <w:color w:val="0000EE"/>
-            <w:u w:val="single"/>
-          </w:rPr>
-          <w:t>4:11</w:t>
-        </w:r>
-      </w:hyperlink>
+      <w:r>
+        <w:rPr>
+          <w:lang w:val="ru_RU" w:bidi="ru_RU"/>
+        </w:rPr>
+        <w:t>4:11</w:t>
+      </w:r>
       <w:r>
         <w:rPr>
           <w:lang w:val="ru_RU" w:bidi="ru_RU"/>
         </w:rPr>
         <w:t xml:space="preserve">; </w:t>
       </w:r>
-      <w:hyperlink r:id="rId35">
-        <w:r>
-          <w:rPr>
-            <w:lang w:val="ru_RU" w:bidi="ru_RU"/>
-          </w:rPr>
-          <w:rPr>
-            <w:color w:val="0000EE"/>
-            <w:u w:val="single"/>
-          </w:rPr>
-          <w:t>5:14</w:t>
-        </w:r>
-      </w:hyperlink>
+      <w:r>
+        <w:rPr>
+          <w:lang w:val="ru_RU" w:bidi="ru_RU"/>
+        </w:rPr>
+        <w:t>5:14</w:t>
+      </w:r>
       <w:r>
         <w:rPr>
           <w:lang w:val="ru_RU" w:bidi="ru_RU"/>
         </w:rPr>
         <w:t>), а другие не проявляли должного уважения к новым руководителям церкви (</w:t>
       </w:r>
-      <w:hyperlink r:id="rId39">
-        <w:r>
-          <w:rPr>
-            <w:lang w:val="ru_RU" w:bidi="ru_RU"/>
-          </w:rPr>
-          <w:rPr>
-            <w:color w:val="0000EE"/>
-            <w:u w:val="single"/>
-          </w:rPr>
-          <w:t>5:12–13</w:t>
-        </w:r>
-      </w:hyperlink>
+      <w:r>
+        <w:rPr>
+          <w:lang w:val="ru_RU" w:bidi="ru_RU"/>
+        </w:rPr>
+        <w:t>5:12–13</w:t>
+      </w:r>
       <w:r>
         <w:rPr>
           <w:lang w:val="ru_RU" w:bidi="ru_RU"/>
         </w:rPr>
         <w:t>). Наконец, некоторые фессалоникийцы подавляли пророчество в церкви (</w:t>
       </w:r>
-      <w:hyperlink r:id="rId40">
-        <w:r>
-          <w:rPr>
-            <w:lang w:val="ru_RU" w:bidi="ru_RU"/>
-          </w:rPr>
-          <w:rPr>
-            <w:color w:val="0000EE"/>
-            <w:u w:val="single"/>
-          </w:rPr>
-          <w:t>5:19–22</w:t>
-        </w:r>
-      </w:hyperlink>
+      <w:r>
+        <w:rPr>
+          <w:lang w:val="ru_RU" w:bidi="ru_RU"/>
+        </w:rPr>
+        <w:t>5:19–22</w:t>
+      </w:r>
       <w:r>
         <w:rPr>
           <w:lang w:val="ru_RU" w:bidi="ru_RU"/>
@@ -1653,54 +1281,36 @@
         </w:rPr>
         <w:t>Хотя исправление может показаться неприятным, оно необходимо для нашего правильного нравственного и богословского роста. Павел, как мудрый пастырь, пишет это послание, чтобы помочь фессалоникийским верующим справиться с этими проблемами. Он надеется, что его послание решит эти проблемы до тех пор, пока он к ним снова не придёт (</w:t>
       </w:r>
-      <w:hyperlink r:id="rId60">
-        <w:r>
-          <w:rPr>
-            <w:lang w:val="ru_RU" w:bidi="ru_RU"/>
-          </w:rPr>
-          <w:rPr>
-            <w:color w:val="0000EE"/>
-            <w:u w:val="single"/>
-          </w:rPr>
-          <w:t>3:10</w:t>
-        </w:r>
-      </w:hyperlink>
+      <w:r>
+        <w:rPr>
+          <w:lang w:val="ru_RU" w:bidi="ru_RU"/>
+        </w:rPr>
+        <w:t>3:10</w:t>
+      </w:r>
       <w:r>
         <w:rPr>
           <w:lang w:val="ru_RU" w:bidi="ru_RU"/>
         </w:rPr>
         <w:t>). В конечном итоге каждый руководитель должен доверить верующих Богу и Божьему действию в их жизни (</w:t>
       </w:r>
-      <w:hyperlink r:id="rId61">
-        <w:r>
-          <w:rPr>
-            <w:lang w:val="ru_RU" w:bidi="ru_RU"/>
-          </w:rPr>
-          <w:rPr>
-            <w:color w:val="0000EE"/>
-            <w:u w:val="single"/>
-          </w:rPr>
-          <w:t>5:23</w:t>
-        </w:r>
-      </w:hyperlink>
+      <w:r>
+        <w:rPr>
+          <w:lang w:val="ru_RU" w:bidi="ru_RU"/>
+        </w:rPr>
+        <w:t>5:23</w:t>
+      </w:r>
       <w:r>
         <w:rPr>
           <w:lang w:val="ru_RU" w:bidi="ru_RU"/>
         </w:rPr>
         <w:t>), поскольку Он верен (</w:t>
       </w:r>
-      <w:hyperlink r:id="rId62">
-        <w:r>
-          <w:rPr>
-            <w:lang w:val="ru_RU" w:bidi="ru_RU"/>
-          </w:rPr>
-          <w:rPr>
-            <w:color w:val="0000EE"/>
-            <w:u w:val="single"/>
-          </w:rPr>
-          <w:t>5:24</w:t>
-        </w:r>
-      </w:hyperlink>
+      <w:r>
+        <w:rPr>
+          <w:lang w:val="ru_RU" w:bidi="ru_RU"/>
+        </w:rPr>
+        <w:t>5:24</w:t>
+      </w:r>
       <w:r>
         <w:rPr>
           <w:lang w:val="ru_RU" w:bidi="ru_RU"/>
